--- a/cases/brightwater-acquisition/docs/09_warranty_claim_notice_2025-09-19.docx
+++ b/cases/brightwater-acquisition/docs/09_warranty_claim_notice_2025-09-19.docx
@@ -15,7 +15,7 @@
         <w:rPr>
           <w:b w:val="0"/>
         </w:rPr>
-        <w:t>1 Moorgate Place, London EC2R 6EA</w:t>
+        <w:t>1 Lantern Row, London ZZ5 6EA</w:t>
       </w:r>
     </w:p>
     <w:p>
@@ -31,7 +31,7 @@
         <w:rPr>
           <w:b w:val="0"/>
         </w:rPr>
-        <w:t>Pemberton Clarke LLP, 40 Chancery Lane, London WC2A 1JA</w:t>
+        <w:t>Pemberton Clarke LLP, 40 Quill Court, London ZZ6 1JA</w:t>
       </w:r>
     </w:p>
     <w:p>
